--- a/docs/Задание 1.docx
+++ b/docs/Задание 1.docx
@@ -230,7 +230,10 @@
         <w:ind w:firstLine="709"/>
       </w:pPr>
       <w:r>
-        <w:t>Итогом работы пользователя должно стать оформленное бронирование заказа с подтверждением, понятным статусом оплаты и доставки, электронным чеком и возможностью повторить покупку из истории заказов. Тем самым снижается число ошибок подбора, возвратов и затраченного времени.</w:t>
+        <w:rPr>
+          <w:b w:val="0"/>
+        </w:rPr>
+        <w:t>Итогом работы пользователя должен стать оформленный заказ с подтверждением, понятным статусом оплаты и доставки, электронным чеком и возможностью повторить покупку из истории заказов. Тем самым снижается число ошибок подбора, возвратов и затраченного времени.</w:t>
       </w:r>
     </w:p>
     <w:sectPr>
